--- a/documentacion/word/RecepcionElectronica/DB-RE-001-DiccionarioBD.docx
+++ b/documentacion/word/RecepcionElectronica/DB-RE-001-DiccionarioBD.docx
@@ -6,8 +6,10 @@
       <w:pPr>
         <w:pStyle w:val="Heading1"/>
       </w:pPr>
-      <w:r/>
       <w:r>
+        <w:rPr>
+          <w:color w:val="1F4E79"/>
+        </w:rPr>
         <w:t>Diccionario de Base de Datos</w:t>
       </w:r>
     </w:p>
@@ -15,8 +17,10 @@
       <w:pPr>
         <w:pStyle w:val="Heading2"/>
       </w:pPr>
-      <w:r/>
       <w:r>
+        <w:rPr>
+          <w:color w:val="1F4E79"/>
+        </w:rPr>
         <w:t>Recepción Electrónica (RE) — Base</w:t>
       </w:r>
     </w:p>
@@ -44,11 +48,13 @@
             <w:r>
               <w:rPr>
                 <w:b/>
+                <w:color w:val="1F4E79"/>
               </w:rPr>
             </w:r>
             <w:r>
               <w:rPr>
                 <w:b/>
+                <w:color w:val="1F4E79"/>
               </w:rPr>
               <w:t>Campo</w:t>
             </w:r>
@@ -62,11 +68,13 @@
             <w:r>
               <w:rPr>
                 <w:b/>
+                <w:color w:val="1F4E79"/>
               </w:rPr>
             </w:r>
             <w:r>
               <w:rPr>
                 <w:b/>
+                <w:color w:val="1F4E79"/>
               </w:rPr>
               <w:t>Descripción</w:t>
             </w:r>
@@ -268,16 +276,21 @@
     </w:tbl>
     <w:p/>
     <w:p>
+      <w:pPr>
+        <w:ind w:left="360"/>
+      </w:pPr>
       <w:r>
-        <w:t>&gt; Documento de la base. Las colecciones propias de módulos opcionales se documentan en sus respectivos documentos de integración.</w:t>
+        <w:t>Documento de la base. Las colecciones propias de módulos opcionales se documentan en sus respectivos documentos de integración.</w:t>
       </w:r>
     </w:p>
     <w:p>
       <w:pPr>
         <w:pStyle w:val="Heading2"/>
       </w:pPr>
-      <w:r/>
       <w:r>
+        <w:rPr>
+          <w:color w:val="1F4E79"/>
+        </w:rPr>
         <w:t>Control de versiones</w:t>
       </w:r>
     </w:p>
@@ -302,11 +315,13 @@
             <w:r>
               <w:rPr>
                 <w:b/>
+                <w:color w:val="1F4E79"/>
               </w:rPr>
             </w:r>
             <w:r>
               <w:rPr>
                 <w:b/>
+                <w:color w:val="1F4E79"/>
               </w:rPr>
               <w:t>Versión</w:t>
             </w:r>
@@ -320,11 +335,13 @@
             <w:r>
               <w:rPr>
                 <w:b/>
+                <w:color w:val="1F4E79"/>
               </w:rPr>
             </w:r>
             <w:r>
               <w:rPr>
                 <w:b/>
+                <w:color w:val="1F4E79"/>
               </w:rPr>
               <w:t>Fecha</w:t>
             </w:r>
@@ -338,11 +355,13 @@
             <w:r>
               <w:rPr>
                 <w:b/>
+                <w:color w:val="1F4E79"/>
               </w:rPr>
             </w:r>
             <w:r>
               <w:rPr>
                 <w:b/>
+                <w:color w:val="1F4E79"/>
               </w:rPr>
               <w:t>Autor</w:t>
             </w:r>
@@ -356,11 +375,13 @@
             <w:r>
               <w:rPr>
                 <w:b/>
+                <w:color w:val="1F4E79"/>
               </w:rPr>
             </w:r>
             <w:r>
               <w:rPr>
                 <w:b/>
+                <w:color w:val="1F4E79"/>
               </w:rPr>
               <w:t>Descripción</w:t>
             </w:r>
@@ -419,8 +440,10 @@
       <w:pPr>
         <w:pStyle w:val="Heading2"/>
       </w:pPr>
-      <w:r/>
       <w:r>
+        <w:rPr>
+          <w:color w:val="1F4E79"/>
+        </w:rPr>
         <w:t>1. Motor y consideraciones</w:t>
       </w:r>
     </w:p>
@@ -460,7 +483,6 @@
       <w:r>
         <w:rPr>
           <w:rFonts w:ascii="Consolas" w:hAnsi="Consolas"/>
-          <w:color w:val="C7254E"/>
         </w:rPr>
         <w:t>MONGODB_URI</w:t>
       </w:r>
@@ -486,7 +508,6 @@
       <w:r>
         <w:rPr>
           <w:rFonts w:ascii="Consolas" w:hAnsi="Consolas"/>
-          <w:color w:val="C7254E"/>
         </w:rPr>
         <w:t>fecha_creacion</w:t>
       </w:r>
@@ -496,7 +517,6 @@
       <w:r>
         <w:rPr>
           <w:rFonts w:ascii="Consolas" w:hAnsi="Consolas"/>
-          <w:color w:val="C7254E"/>
         </w:rPr>
         <w:t>creado_por</w:t>
       </w:r>
@@ -506,7 +526,6 @@
       <w:r>
         <w:rPr>
           <w:rFonts w:ascii="Consolas" w:hAnsi="Consolas"/>
-          <w:color w:val="C7254E"/>
         </w:rPr>
         <w:t>fecha_modificacion</w:t>
       </w:r>
@@ -516,7 +535,6 @@
       <w:r>
         <w:rPr>
           <w:rFonts w:ascii="Consolas" w:hAnsi="Consolas"/>
-          <w:color w:val="C7254E"/>
         </w:rPr>
         <w:t>modificado_por</w:t>
       </w:r>
@@ -526,7 +544,6 @@
       <w:r>
         <w:rPr>
           <w:rFonts w:ascii="Consolas" w:hAnsi="Consolas"/>
-          <w:color w:val="C7254E"/>
         </w:rPr>
         <w:t>activo</w:t>
       </w:r>
@@ -538,8 +555,10 @@
       <w:pPr>
         <w:pStyle w:val="Heading2"/>
       </w:pPr>
-      <w:r/>
       <w:r>
+        <w:rPr>
+          <w:color w:val="1F4E79"/>
+        </w:rPr>
         <w:t>2. Colecciones del núcleo</w:t>
       </w:r>
     </w:p>
@@ -547,16 +566,11 @@
       <w:pPr>
         <w:pStyle w:val="Heading3"/>
       </w:pPr>
-      <w:r/>
-      <w:r>
-        <w:t xml:space="preserve">2.1 </w:t>
-      </w:r>
       <w:r>
         <w:rPr>
-          <w:rFonts w:ascii="Consolas" w:hAnsi="Consolas"/>
-          <w:color w:val="C7254E"/>
+          <w:color w:val="1F4E79"/>
         </w:rPr>
-        <w:t>usuarios</w:t>
+        <w:t>2.1 `usuarios`</w:t>
       </w:r>
     </w:p>
     <w:p>
@@ -584,11 +598,13 @@
             <w:r>
               <w:rPr>
                 <w:b/>
+                <w:color w:val="1F4E79"/>
               </w:rPr>
             </w:r>
             <w:r>
               <w:rPr>
                 <w:b/>
+                <w:color w:val="1F4E79"/>
               </w:rPr>
               <w:t>Campo</w:t>
             </w:r>
@@ -602,11 +618,13 @@
             <w:r>
               <w:rPr>
                 <w:b/>
+                <w:color w:val="1F4E79"/>
               </w:rPr>
             </w:r>
             <w:r>
               <w:rPr>
                 <w:b/>
+                <w:color w:val="1F4E79"/>
               </w:rPr>
               <w:t>Tipo</w:t>
             </w:r>
@@ -620,11 +638,13 @@
             <w:r>
               <w:rPr>
                 <w:b/>
+                <w:color w:val="1F4E79"/>
               </w:rPr>
             </w:r>
             <w:r>
               <w:rPr>
                 <w:b/>
+                <w:color w:val="1F4E79"/>
               </w:rPr>
               <w:t>Descripción</w:t>
             </w:r>
@@ -641,7 +661,6 @@
             <w:r>
               <w:rPr>
                 <w:rFonts w:ascii="Consolas" w:hAnsi="Consolas"/>
-                <w:color w:val="C7254E"/>
               </w:rPr>
               <w:t>id_general</w:t>
             </w:r>
@@ -680,7 +699,6 @@
             <w:r>
               <w:rPr>
                 <w:rFonts w:ascii="Consolas" w:hAnsi="Consolas"/>
-                <w:color w:val="C7254E"/>
               </w:rPr>
               <w:t>correo</w:t>
             </w:r>
@@ -719,7 +737,6 @@
             <w:r>
               <w:rPr>
                 <w:rFonts w:ascii="Consolas" w:hAnsi="Consolas"/>
-                <w:color w:val="C7254E"/>
               </w:rPr>
               <w:t>contrasena</w:t>
             </w:r>
@@ -758,7 +775,6 @@
             <w:r>
               <w:rPr>
                 <w:rFonts w:ascii="Consolas" w:hAnsi="Consolas"/>
-                <w:color w:val="C7254E"/>
               </w:rPr>
               <w:t>rol</w:t>
             </w:r>
@@ -797,7 +813,6 @@
             <w:r>
               <w:rPr>
                 <w:rFonts w:ascii="Consolas" w:hAnsi="Consolas"/>
-                <w:color w:val="C7254E"/>
               </w:rPr>
               <w:t>nombre</w:t>
             </w:r>
@@ -807,7 +822,6 @@
             <w:r>
               <w:rPr>
                 <w:rFonts w:ascii="Consolas" w:hAnsi="Consolas"/>
-                <w:color w:val="C7254E"/>
               </w:rPr>
               <w:t>apellido_pat</w:t>
             </w:r>
@@ -817,7 +831,6 @@
             <w:r>
               <w:rPr>
                 <w:rFonts w:ascii="Consolas" w:hAnsi="Consolas"/>
-                <w:color w:val="C7254E"/>
               </w:rPr>
               <w:t>apellido_mat</w:t>
             </w:r>
@@ -856,7 +869,6 @@
             <w:r>
               <w:rPr>
                 <w:rFonts w:ascii="Consolas" w:hAnsi="Consolas"/>
-                <w:color w:val="C7254E"/>
               </w:rPr>
               <w:t>id_empresa</w:t>
             </w:r>
@@ -866,7 +878,6 @@
             <w:r>
               <w:rPr>
                 <w:rFonts w:ascii="Consolas" w:hAnsi="Consolas"/>
-                <w:color w:val="C7254E"/>
               </w:rPr>
               <w:t>id_puesto</w:t>
             </w:r>
@@ -876,7 +887,6 @@
             <w:r>
               <w:rPr>
                 <w:rFonts w:ascii="Consolas" w:hAnsi="Consolas"/>
-                <w:color w:val="C7254E"/>
               </w:rPr>
               <w:t>id_departamento</w:t>
             </w:r>
@@ -886,7 +896,6 @@
             <w:r>
               <w:rPr>
                 <w:rFonts w:ascii="Consolas" w:hAnsi="Consolas"/>
-                <w:color w:val="C7254E"/>
               </w:rPr>
               <w:t>id_cubiculo</w:t>
             </w:r>
@@ -896,7 +905,6 @@
             <w:r>
               <w:rPr>
                 <w:rFonts w:ascii="Consolas" w:hAnsi="Consolas"/>
-                <w:color w:val="C7254E"/>
               </w:rPr>
               <w:t>id_piso</w:t>
             </w:r>
@@ -906,7 +914,6 @@
             <w:r>
               <w:rPr>
                 <w:rFonts w:ascii="Consolas" w:hAnsi="Consolas"/>
-                <w:color w:val="C7254E"/>
               </w:rPr>
               <w:t>id_horario</w:t>
             </w:r>
@@ -945,7 +952,6 @@
             <w:r>
               <w:rPr>
                 <w:rFonts w:ascii="Consolas" w:hAnsi="Consolas"/>
-                <w:color w:val="C7254E"/>
               </w:rPr>
               <w:t>accesos</w:t>
             </w:r>
@@ -984,7 +990,6 @@
             <w:r>
               <w:rPr>
                 <w:rFonts w:ascii="Consolas" w:hAnsi="Consolas"/>
-                <w:color w:val="C7254E"/>
               </w:rPr>
               <w:t>esRoot</w:t>
             </w:r>
@@ -1023,7 +1028,6 @@
             <w:r>
               <w:rPr>
                 <w:rFonts w:ascii="Consolas" w:hAnsi="Consolas"/>
-                <w:color w:val="C7254E"/>
               </w:rPr>
               <w:t>token_web</w:t>
             </w:r>
@@ -1033,7 +1037,6 @@
             <w:r>
               <w:rPr>
                 <w:rFonts w:ascii="Consolas" w:hAnsi="Consolas"/>
-                <w:color w:val="C7254E"/>
               </w:rPr>
               <w:t>token_app</w:t>
             </w:r>
@@ -1072,7 +1075,6 @@
             <w:r>
               <w:rPr>
                 <w:rFonts w:ascii="Consolas" w:hAnsi="Consolas"/>
-                <w:color w:val="C7254E"/>
               </w:rPr>
               <w:t>token_bloqueo</w:t>
             </w:r>
@@ -1082,7 +1084,6 @@
             <w:r>
               <w:rPr>
                 <w:rFonts w:ascii="Consolas" w:hAnsi="Consolas"/>
-                <w:color w:val="C7254E"/>
               </w:rPr>
               <w:t>intentos</w:t>
             </w:r>
@@ -1121,7 +1122,6 @@
             <w:r>
               <w:rPr>
                 <w:rFonts w:ascii="Consolas" w:hAnsi="Consolas"/>
-                <w:color w:val="C7254E"/>
               </w:rPr>
               <w:t>activo</w:t>
             </w:r>
@@ -1156,16 +1156,11 @@
       <w:pPr>
         <w:pStyle w:val="Heading3"/>
       </w:pPr>
-      <w:r/>
-      <w:r>
-        <w:t xml:space="preserve">2.2 </w:t>
-      </w:r>
       <w:r>
         <w:rPr>
-          <w:rFonts w:ascii="Consolas" w:hAnsi="Consolas"/>
-          <w:color w:val="C7254E"/>
+          <w:color w:val="1F4E79"/>
         </w:rPr>
-        <w:t>empleados</w:t>
+        <w:t>2.2 `empleados`</w:t>
       </w:r>
     </w:p>
     <w:p>
@@ -1193,11 +1188,13 @@
             <w:r>
               <w:rPr>
                 <w:b/>
+                <w:color w:val="1F4E79"/>
               </w:rPr>
             </w:r>
             <w:r>
               <w:rPr>
                 <w:b/>
+                <w:color w:val="1F4E79"/>
               </w:rPr>
               <w:t>Campo</w:t>
             </w:r>
@@ -1211,11 +1208,13 @@
             <w:r>
               <w:rPr>
                 <w:b/>
+                <w:color w:val="1F4E79"/>
               </w:rPr>
             </w:r>
             <w:r>
               <w:rPr>
                 <w:b/>
+                <w:color w:val="1F4E79"/>
               </w:rPr>
               <w:t>Tipo</w:t>
             </w:r>
@@ -1229,11 +1228,13 @@
             <w:r>
               <w:rPr>
                 <w:b/>
+                <w:color w:val="1F4E79"/>
               </w:rPr>
             </w:r>
             <w:r>
               <w:rPr>
                 <w:b/>
+                <w:color w:val="1F4E79"/>
               </w:rPr>
               <w:t>Descripción</w:t>
             </w:r>
@@ -1250,7 +1251,6 @@
             <w:r>
               <w:rPr>
                 <w:rFonts w:ascii="Consolas" w:hAnsi="Consolas"/>
-                <w:color w:val="C7254E"/>
               </w:rPr>
               <w:t>id_empleado</w:t>
             </w:r>
@@ -1289,7 +1289,6 @@
             <w:r>
               <w:rPr>
                 <w:rFonts w:ascii="Consolas" w:hAnsi="Consolas"/>
-                <w:color w:val="C7254E"/>
               </w:rPr>
               <w:t>correo</w:t>
             </w:r>
@@ -1328,7 +1327,6 @@
             <w:r>
               <w:rPr>
                 <w:rFonts w:ascii="Consolas" w:hAnsi="Consolas"/>
-                <w:color w:val="C7254E"/>
               </w:rPr>
               <w:t>nombre</w:t>
             </w:r>
@@ -1338,7 +1336,6 @@
             <w:r>
               <w:rPr>
                 <w:rFonts w:ascii="Consolas" w:hAnsi="Consolas"/>
-                <w:color w:val="C7254E"/>
               </w:rPr>
               <w:t>apellido_pat</w:t>
             </w:r>
@@ -1348,7 +1345,6 @@
             <w:r>
               <w:rPr>
                 <w:rFonts w:ascii="Consolas" w:hAnsi="Consolas"/>
-                <w:color w:val="C7254E"/>
               </w:rPr>
               <w:t>apellido_mat</w:t>
             </w:r>
@@ -1387,7 +1383,6 @@
             <w:r>
               <w:rPr>
                 <w:rFonts w:ascii="Consolas" w:hAnsi="Consolas"/>
-                <w:color w:val="C7254E"/>
               </w:rPr>
               <w:t>id_empresa</w:t>
             </w:r>
@@ -1397,7 +1392,6 @@
             <w:r>
               <w:rPr>
                 <w:rFonts w:ascii="Consolas" w:hAnsi="Consolas"/>
-                <w:color w:val="C7254E"/>
               </w:rPr>
               <w:t>id_piso</w:t>
             </w:r>
@@ -1407,7 +1401,6 @@
             <w:r>
               <w:rPr>
                 <w:rFonts w:ascii="Consolas" w:hAnsi="Consolas"/>
-                <w:color w:val="C7254E"/>
               </w:rPr>
               <w:t>id_horario</w:t>
             </w:r>
@@ -1446,7 +1439,6 @@
             <w:r>
               <w:rPr>
                 <w:rFonts w:ascii="Consolas" w:hAnsi="Consolas"/>
-                <w:color w:val="C7254E"/>
               </w:rPr>
               <w:t>accesos</w:t>
             </w:r>
@@ -1485,7 +1477,6 @@
             <w:r>
               <w:rPr>
                 <w:rFonts w:ascii="Consolas" w:hAnsi="Consolas"/>
-                <w:color w:val="C7254E"/>
               </w:rPr>
               <w:t>id_empleado_vinculado</w:t>
             </w:r>
@@ -1524,7 +1515,6 @@
             <w:r>
               <w:rPr>
                 <w:rFonts w:ascii="Consolas" w:hAnsi="Consolas"/>
-                <w:color w:val="C7254E"/>
               </w:rPr>
               <w:t>activo</w:t>
             </w:r>
@@ -1556,13 +1546,15 @@
     </w:tbl>
     <w:p/>
     <w:p>
+      <w:pPr>
+        <w:ind w:left="360"/>
+      </w:pPr>
       <w:r>
-        <w:t xml:space="preserve">&gt; Los campos de sincronización con paneles (por ejemplo </w:t>
+        <w:t xml:space="preserve">Los campos de sincronización con paneles (por ejemplo </w:t>
       </w:r>
       <w:r>
         <w:rPr>
           <w:rFonts w:ascii="Consolas" w:hAnsi="Consolas"/>
-          <w:color w:val="C7254E"/>
         </w:rPr>
         <w:t>sync_*_pendiente</w:t>
       </w:r>
@@ -1574,16 +1566,11 @@
       <w:pPr>
         <w:pStyle w:val="Heading3"/>
       </w:pPr>
-      <w:r/>
-      <w:r>
-        <w:t xml:space="preserve">2.3 </w:t>
-      </w:r>
       <w:r>
         <w:rPr>
-          <w:rFonts w:ascii="Consolas" w:hAnsi="Consolas"/>
-          <w:color w:val="C7254E"/>
+          <w:color w:val="1F4E79"/>
         </w:rPr>
-        <w:t>visitantes</w:t>
+        <w:t>2.3 `visitantes`</w:t>
       </w:r>
     </w:p>
     <w:p>
@@ -1611,11 +1598,13 @@
             <w:r>
               <w:rPr>
                 <w:b/>
+                <w:color w:val="1F4E79"/>
               </w:rPr>
             </w:r>
             <w:r>
               <w:rPr>
                 <w:b/>
+                <w:color w:val="1F4E79"/>
               </w:rPr>
               <w:t>Campo</w:t>
             </w:r>
@@ -1629,11 +1618,13 @@
             <w:r>
               <w:rPr>
                 <w:b/>
+                <w:color w:val="1F4E79"/>
               </w:rPr>
             </w:r>
             <w:r>
               <w:rPr>
                 <w:b/>
+                <w:color w:val="1F4E79"/>
               </w:rPr>
               <w:t>Tipo</w:t>
             </w:r>
@@ -1647,11 +1638,13 @@
             <w:r>
               <w:rPr>
                 <w:b/>
+                <w:color w:val="1F4E79"/>
               </w:rPr>
             </w:r>
             <w:r>
               <w:rPr>
                 <w:b/>
+                <w:color w:val="1F4E79"/>
               </w:rPr>
               <w:t>Descripción</w:t>
             </w:r>
@@ -1668,7 +1661,6 @@
             <w:r>
               <w:rPr>
                 <w:rFonts w:ascii="Consolas" w:hAnsi="Consolas"/>
-                <w:color w:val="C7254E"/>
               </w:rPr>
               <w:t>id_visitante</w:t>
             </w:r>
@@ -1707,7 +1699,6 @@
             <w:r>
               <w:rPr>
                 <w:rFonts w:ascii="Consolas" w:hAnsi="Consolas"/>
-                <w:color w:val="C7254E"/>
               </w:rPr>
               <w:t>codigo</w:t>
             </w:r>
@@ -1717,7 +1708,6 @@
             <w:r>
               <w:rPr>
                 <w:rFonts w:ascii="Consolas" w:hAnsi="Consolas"/>
-                <w:color w:val="C7254E"/>
               </w:rPr>
               <w:t>card_code</w:t>
             </w:r>
@@ -1756,7 +1746,6 @@
             <w:r>
               <w:rPr>
                 <w:rFonts w:ascii="Consolas" w:hAnsi="Consolas"/>
-                <w:color w:val="C7254E"/>
               </w:rPr>
               <w:t>correo</w:t>
             </w:r>
@@ -1766,7 +1755,6 @@
             <w:r>
               <w:rPr>
                 <w:rFonts w:ascii="Consolas" w:hAnsi="Consolas"/>
-                <w:color w:val="C7254E"/>
               </w:rPr>
               <w:t>contrasena</w:t>
             </w:r>
@@ -1805,7 +1793,6 @@
             <w:r>
               <w:rPr>
                 <w:rFonts w:ascii="Consolas" w:hAnsi="Consolas"/>
-                <w:color w:val="C7254E"/>
               </w:rPr>
               <w:t>nombre</w:t>
             </w:r>
@@ -1815,7 +1802,6 @@
             <w:r>
               <w:rPr>
                 <w:rFonts w:ascii="Consolas" w:hAnsi="Consolas"/>
-                <w:color w:val="C7254E"/>
               </w:rPr>
               <w:t>apellido_pat</w:t>
             </w:r>
@@ -1825,7 +1811,6 @@
             <w:r>
               <w:rPr>
                 <w:rFonts w:ascii="Consolas" w:hAnsi="Consolas"/>
-                <w:color w:val="C7254E"/>
               </w:rPr>
               <w:t>apellido_mat</w:t>
             </w:r>
@@ -1835,7 +1820,6 @@
             <w:r>
               <w:rPr>
                 <w:rFonts w:ascii="Consolas" w:hAnsi="Consolas"/>
-                <w:color w:val="C7254E"/>
               </w:rPr>
               <w:t>telefono</w:t>
             </w:r>
@@ -1845,7 +1829,6 @@
             <w:r>
               <w:rPr>
                 <w:rFonts w:ascii="Consolas" w:hAnsi="Consolas"/>
-                <w:color w:val="C7254E"/>
               </w:rPr>
               <w:t>empresa</w:t>
             </w:r>
@@ -1884,7 +1867,6 @@
             <w:r>
               <w:rPr>
                 <w:rFonts w:ascii="Consolas" w:hAnsi="Consolas"/>
-                <w:color w:val="C7254E"/>
               </w:rPr>
               <w:t>documentos</w:t>
             </w:r>
@@ -1923,7 +1905,6 @@
             <w:r>
               <w:rPr>
                 <w:rFonts w:ascii="Consolas" w:hAnsi="Consolas"/>
-                <w:color w:val="C7254E"/>
               </w:rPr>
               <w:t>verificado</w:t>
             </w:r>
@@ -1933,7 +1914,6 @@
             <w:r>
               <w:rPr>
                 <w:rFonts w:ascii="Consolas" w:hAnsi="Consolas"/>
-                <w:color w:val="C7254E"/>
               </w:rPr>
               <w:t>bloqueado</w:t>
             </w:r>
@@ -1972,7 +1952,6 @@
             <w:r>
               <w:rPr>
                 <w:rFonts w:ascii="Consolas" w:hAnsi="Consolas"/>
-                <w:color w:val="C7254E"/>
               </w:rPr>
               <w:t>acceso_qr_estado</w:t>
             </w:r>
@@ -1982,7 +1961,6 @@
             <w:r>
               <w:rPr>
                 <w:rFonts w:ascii="Consolas" w:hAnsi="Consolas"/>
-                <w:color w:val="C7254E"/>
               </w:rPr>
               <w:t>acceso_qr_modo</w:t>
             </w:r>
@@ -2021,7 +1999,6 @@
             <w:r>
               <w:rPr>
                 <w:rFonts w:ascii="Consolas" w:hAnsi="Consolas"/>
-                <w:color w:val="C7254E"/>
               </w:rPr>
               <w:t>activo</w:t>
             </w:r>
@@ -2056,16 +2033,11 @@
       <w:pPr>
         <w:pStyle w:val="Heading3"/>
       </w:pPr>
-      <w:r/>
-      <w:r>
-        <w:t xml:space="preserve">2.4 </w:t>
-      </w:r>
       <w:r>
         <w:rPr>
-          <w:rFonts w:ascii="Consolas" w:hAnsi="Consolas"/>
-          <w:color w:val="C7254E"/>
+          <w:color w:val="1F4E79"/>
         </w:rPr>
-        <w:t>registros</w:t>
+        <w:t>2.4 `registros`</w:t>
       </w:r>
     </w:p>
     <w:p>
@@ -2093,11 +2065,13 @@
             <w:r>
               <w:rPr>
                 <w:b/>
+                <w:color w:val="1F4E79"/>
               </w:rPr>
             </w:r>
             <w:r>
               <w:rPr>
                 <w:b/>
+                <w:color w:val="1F4E79"/>
               </w:rPr>
               <w:t>Campo</w:t>
             </w:r>
@@ -2111,11 +2085,13 @@
             <w:r>
               <w:rPr>
                 <w:b/>
+                <w:color w:val="1F4E79"/>
               </w:rPr>
             </w:r>
             <w:r>
               <w:rPr>
                 <w:b/>
+                <w:color w:val="1F4E79"/>
               </w:rPr>
               <w:t>Tipo</w:t>
             </w:r>
@@ -2129,11 +2105,13 @@
             <w:r>
               <w:rPr>
                 <w:b/>
+                <w:color w:val="1F4E79"/>
               </w:rPr>
             </w:r>
             <w:r>
               <w:rPr>
                 <w:b/>
+                <w:color w:val="1F4E79"/>
               </w:rPr>
               <w:t>Descripción</w:t>
             </w:r>
@@ -2150,7 +2128,6 @@
             <w:r>
               <w:rPr>
                 <w:rFonts w:ascii="Consolas" w:hAnsi="Consolas"/>
-                <w:color w:val="C7254E"/>
               </w:rPr>
               <w:t>codigo</w:t>
             </w:r>
@@ -2189,7 +2166,6 @@
             <w:r>
               <w:rPr>
                 <w:rFonts w:ascii="Consolas" w:hAnsi="Consolas"/>
-                <w:color w:val="C7254E"/>
               </w:rPr>
               <w:t>tipo_registro</w:t>
             </w:r>
@@ -2228,7 +2204,6 @@
             <w:r>
               <w:rPr>
                 <w:rFonts w:ascii="Consolas" w:hAnsi="Consolas"/>
-                <w:color w:val="C7254E"/>
               </w:rPr>
               <w:t>correo</w:t>
             </w:r>
@@ -2238,7 +2213,6 @@
             <w:r>
               <w:rPr>
                 <w:rFonts w:ascii="Consolas" w:hAnsi="Consolas"/>
-                <w:color w:val="C7254E"/>
               </w:rPr>
               <w:t>nombre</w:t>
             </w:r>
@@ -2277,7 +2251,6 @@
             <w:r>
               <w:rPr>
                 <w:rFonts w:ascii="Consolas" w:hAnsi="Consolas"/>
-                <w:color w:val="C7254E"/>
               </w:rPr>
               <w:t>id_anfitrion</w:t>
             </w:r>
@@ -2316,7 +2289,6 @@
             <w:r>
               <w:rPr>
                 <w:rFonts w:ascii="Consolas" w:hAnsi="Consolas"/>
-                <w:color w:val="C7254E"/>
               </w:rPr>
               <w:t>fecha_entrada</w:t>
             </w:r>
@@ -2326,7 +2298,6 @@
             <w:r>
               <w:rPr>
                 <w:rFonts w:ascii="Consolas" w:hAnsi="Consolas"/>
-                <w:color w:val="C7254E"/>
               </w:rPr>
               <w:t>fecha_salida</w:t>
             </w:r>
@@ -2365,7 +2336,6 @@
             <w:r>
               <w:rPr>
                 <w:rFonts w:ascii="Consolas" w:hAnsi="Consolas"/>
-                <w:color w:val="C7254E"/>
               </w:rPr>
               <w:t>accesos</w:t>
             </w:r>
@@ -2404,7 +2374,6 @@
             <w:r>
               <w:rPr>
                 <w:rFonts w:ascii="Consolas" w:hAnsi="Consolas"/>
-                <w:color w:val="C7254E"/>
               </w:rPr>
               <w:t>estatus</w:t>
             </w:r>
@@ -2443,7 +2412,6 @@
             <w:r>
               <w:rPr>
                 <w:rFonts w:ascii="Consolas" w:hAnsi="Consolas"/>
-                <w:color w:val="C7254E"/>
               </w:rPr>
               <w:t>documentos</w:t>
             </w:r>
@@ -2482,7 +2450,6 @@
             <w:r>
               <w:rPr>
                 <w:rFonts w:ascii="Consolas" w:hAnsi="Consolas"/>
-                <w:color w:val="C7254E"/>
               </w:rPr>
               <w:t>actividades</w:t>
             </w:r>
@@ -2492,7 +2459,6 @@
             <w:r>
               <w:rPr>
                 <w:rFonts w:ascii="Consolas" w:hAnsi="Consolas"/>
-                <w:color w:val="C7254E"/>
               </w:rPr>
               <w:t>comentarios</w:t>
             </w:r>
@@ -2502,7 +2468,6 @@
             <w:r>
               <w:rPr>
                 <w:rFonts w:ascii="Consolas" w:hAnsi="Consolas"/>
-                <w:color w:val="C7254E"/>
               </w:rPr>
               <w:t>placas</w:t>
             </w:r>
@@ -2541,7 +2506,6 @@
             <w:r>
               <w:rPr>
                 <w:rFonts w:ascii="Consolas" w:hAnsi="Consolas"/>
-                <w:color w:val="C7254E"/>
               </w:rPr>
               <w:t>id_pase</w:t>
             </w:r>
@@ -2580,7 +2544,6 @@
             <w:r>
               <w:rPr>
                 <w:rFonts w:ascii="Consolas" w:hAnsi="Consolas"/>
-                <w:color w:val="C7254E"/>
               </w:rPr>
               <w:t>activo</w:t>
             </w:r>
@@ -2615,16 +2578,11 @@
       <w:pPr>
         <w:pStyle w:val="Heading3"/>
       </w:pPr>
-      <w:r/>
-      <w:r>
-        <w:t xml:space="preserve">2.5 </w:t>
-      </w:r>
       <w:r>
         <w:rPr>
-          <w:rFonts w:ascii="Consolas" w:hAnsi="Consolas"/>
-          <w:color w:val="C7254E"/>
+          <w:color w:val="1F4E79"/>
         </w:rPr>
-        <w:t>eventos</w:t>
+        <w:t>2.5 `eventos`</w:t>
       </w:r>
     </w:p>
     <w:p>
@@ -2652,11 +2610,13 @@
             <w:r>
               <w:rPr>
                 <w:b/>
+                <w:color w:val="1F4E79"/>
               </w:rPr>
             </w:r>
             <w:r>
               <w:rPr>
                 <w:b/>
+                <w:color w:val="1F4E79"/>
               </w:rPr>
               <w:t>Campo</w:t>
             </w:r>
@@ -2670,11 +2630,13 @@
             <w:r>
               <w:rPr>
                 <w:b/>
+                <w:color w:val="1F4E79"/>
               </w:rPr>
             </w:r>
             <w:r>
               <w:rPr>
                 <w:b/>
+                <w:color w:val="1F4E79"/>
               </w:rPr>
               <w:t>Tipo</w:t>
             </w:r>
@@ -2688,11 +2650,13 @@
             <w:r>
               <w:rPr>
                 <w:b/>
+                <w:color w:val="1F4E79"/>
               </w:rPr>
             </w:r>
             <w:r>
               <w:rPr>
                 <w:b/>
+                <w:color w:val="1F4E79"/>
               </w:rPr>
               <w:t>Descripción</w:t>
             </w:r>
@@ -2709,7 +2673,6 @@
             <w:r>
               <w:rPr>
                 <w:rFonts w:ascii="Consolas" w:hAnsi="Consolas"/>
-                <w:color w:val="C7254E"/>
               </w:rPr>
               <w:t>tipo_dispositivo</w:t>
             </w:r>
@@ -2748,7 +2711,6 @@
             <w:r>
               <w:rPr>
                 <w:rFonts w:ascii="Consolas" w:hAnsi="Consolas"/>
-                <w:color w:val="C7254E"/>
               </w:rPr>
               <w:t>img_evento</w:t>
             </w:r>
@@ -2787,7 +2749,6 @@
             <w:r>
               <w:rPr>
                 <w:rFonts w:ascii="Consolas" w:hAnsi="Consolas"/>
-                <w:color w:val="C7254E"/>
               </w:rPr>
               <w:t>qr</w:t>
             </w:r>
@@ -2797,7 +2758,6 @@
             <w:r>
               <w:rPr>
                 <w:rFonts w:ascii="Consolas" w:hAnsi="Consolas"/>
-                <w:color w:val="C7254E"/>
               </w:rPr>
               <w:t>tipo_check</w:t>
             </w:r>
@@ -2836,7 +2796,6 @@
             <w:r>
               <w:rPr>
                 <w:rFonts w:ascii="Consolas" w:hAnsi="Consolas"/>
-                <w:color w:val="C7254E"/>
               </w:rPr>
               <w:t>id_registro</w:t>
             </w:r>
@@ -2846,7 +2805,6 @@
             <w:r>
               <w:rPr>
                 <w:rFonts w:ascii="Consolas" w:hAnsi="Consolas"/>
-                <w:color w:val="C7254E"/>
               </w:rPr>
               <w:t>id_acceso</w:t>
             </w:r>
@@ -2856,7 +2814,6 @@
             <w:r>
               <w:rPr>
                 <w:rFonts w:ascii="Consolas" w:hAnsi="Consolas"/>
-                <w:color w:val="C7254E"/>
               </w:rPr>
               <w:t>id_empleado</w:t>
             </w:r>
@@ -2866,7 +2823,6 @@
             <w:r>
               <w:rPr>
                 <w:rFonts w:ascii="Consolas" w:hAnsi="Consolas"/>
-                <w:color w:val="C7254E"/>
               </w:rPr>
               <w:t>id_usuario</w:t>
             </w:r>
@@ -2876,7 +2832,6 @@
             <w:r>
               <w:rPr>
                 <w:rFonts w:ascii="Consolas" w:hAnsi="Consolas"/>
-                <w:color w:val="C7254E"/>
               </w:rPr>
               <w:t>id_visitante</w:t>
             </w:r>
@@ -2886,7 +2841,6 @@
             <w:r>
               <w:rPr>
                 <w:rFonts w:ascii="Consolas" w:hAnsi="Consolas"/>
-                <w:color w:val="C7254E"/>
               </w:rPr>
               <w:t>id_panel</w:t>
             </w:r>
@@ -2925,7 +2879,6 @@
             <w:r>
               <w:rPr>
                 <w:rFonts w:ascii="Consolas" w:hAnsi="Consolas"/>
-                <w:color w:val="C7254E"/>
               </w:rPr>
               <w:t>esAutorizado</w:t>
             </w:r>
@@ -2964,7 +2917,6 @@
             <w:r>
               <w:rPr>
                 <w:rFonts w:ascii="Consolas" w:hAnsi="Consolas"/>
-                <w:color w:val="C7254E"/>
               </w:rPr>
               <w:t>comentario</w:t>
             </w:r>
@@ -3003,7 +2955,6 @@
             <w:r>
               <w:rPr>
                 <w:rFonts w:ascii="Consolas" w:hAnsi="Consolas"/>
-                <w:color w:val="C7254E"/>
               </w:rPr>
               <w:t>fecha_creacion</w:t>
             </w:r>
@@ -3042,7 +2993,6 @@
             <w:r>
               <w:rPr>
                 <w:rFonts w:ascii="Consolas" w:hAnsi="Consolas"/>
-                <w:color w:val="C7254E"/>
               </w:rPr>
               <w:t>activo</w:t>
             </w:r>
@@ -3077,16 +3027,11 @@
       <w:pPr>
         <w:pStyle w:val="Heading3"/>
       </w:pPr>
-      <w:r/>
-      <w:r>
-        <w:t xml:space="preserve">2.6 </w:t>
-      </w:r>
       <w:r>
         <w:rPr>
-          <w:rFonts w:ascii="Consolas" w:hAnsi="Consolas"/>
-          <w:color w:val="C7254E"/>
+          <w:color w:val="1F4E79"/>
         </w:rPr>
-        <w:t>documentos</w:t>
+        <w:t>2.6 `documentos`</w:t>
       </w:r>
     </w:p>
     <w:p>
@@ -3114,11 +3059,13 @@
             <w:r>
               <w:rPr>
                 <w:b/>
+                <w:color w:val="1F4E79"/>
               </w:rPr>
             </w:r>
             <w:r>
               <w:rPr>
                 <w:b/>
+                <w:color w:val="1F4E79"/>
               </w:rPr>
               <w:t>Campo</w:t>
             </w:r>
@@ -3132,11 +3079,13 @@
             <w:r>
               <w:rPr>
                 <w:b/>
+                <w:color w:val="1F4E79"/>
               </w:rPr>
             </w:r>
             <w:r>
               <w:rPr>
                 <w:b/>
+                <w:color w:val="1F4E79"/>
               </w:rPr>
               <w:t>Tipo</w:t>
             </w:r>
@@ -3150,11 +3099,13 @@
             <w:r>
               <w:rPr>
                 <w:b/>
+                <w:color w:val="1F4E79"/>
               </w:rPr>
             </w:r>
             <w:r>
               <w:rPr>
                 <w:b/>
+                <w:color w:val="1F4E79"/>
               </w:rPr>
               <w:t>Descripción</w:t>
             </w:r>
@@ -3171,7 +3122,6 @@
             <w:r>
               <w:rPr>
                 <w:rFonts w:ascii="Consolas" w:hAnsi="Consolas"/>
-                <w:color w:val="C7254E"/>
               </w:rPr>
               <w:t>tipo</w:t>
             </w:r>
@@ -3210,7 +3160,6 @@
             <w:r>
               <w:rPr>
                 <w:rFonts w:ascii="Consolas" w:hAnsi="Consolas"/>
-                <w:color w:val="C7254E"/>
               </w:rPr>
               <w:t>estatus</w:t>
             </w:r>
@@ -3249,7 +3198,6 @@
             <w:r>
               <w:rPr>
                 <w:rFonts w:ascii="Consolas" w:hAnsi="Consolas"/>
-                <w:color w:val="C7254E"/>
               </w:rPr>
               <w:t>documento</w:t>
             </w:r>
@@ -3259,7 +3207,6 @@
             <w:r>
               <w:rPr>
                 <w:rFonts w:ascii="Consolas" w:hAnsi="Consolas"/>
-                <w:color w:val="C7254E"/>
               </w:rPr>
               <w:t>imagenes</w:t>
             </w:r>
@@ -3298,7 +3245,6 @@
             <w:r>
               <w:rPr>
                 <w:rFonts w:ascii="Consolas" w:hAnsi="Consolas"/>
-                <w:color w:val="C7254E"/>
               </w:rPr>
               <w:t>tiempo_indefinido</w:t>
             </w:r>
@@ -3308,7 +3254,6 @@
             <w:r>
               <w:rPr>
                 <w:rFonts w:ascii="Consolas" w:hAnsi="Consolas"/>
-                <w:color w:val="C7254E"/>
               </w:rPr>
               <w:t>fecha_entrada</w:t>
             </w:r>
@@ -3318,7 +3263,6 @@
             <w:r>
               <w:rPr>
                 <w:rFonts w:ascii="Consolas" w:hAnsi="Consolas"/>
-                <w:color w:val="C7254E"/>
               </w:rPr>
               <w:t>fecha_salida</w:t>
             </w:r>
@@ -3357,7 +3301,6 @@
             <w:r>
               <w:rPr>
                 <w:rFonts w:ascii="Consolas" w:hAnsi="Consolas"/>
-                <w:color w:val="C7254E"/>
               </w:rPr>
               <w:t>motivo</w:t>
             </w:r>
@@ -3396,7 +3339,6 @@
             <w:r>
               <w:rPr>
                 <w:rFonts w:ascii="Consolas" w:hAnsi="Consolas"/>
-                <w:color w:val="C7254E"/>
               </w:rPr>
               <w:t>fecha_validacion</w:t>
             </w:r>
@@ -3406,7 +3348,6 @@
             <w:r>
               <w:rPr>
                 <w:rFonts w:ascii="Consolas" w:hAnsi="Consolas"/>
-                <w:color w:val="C7254E"/>
               </w:rPr>
               <w:t>validado_por</w:t>
             </w:r>
@@ -3445,7 +3386,6 @@
             <w:r>
               <w:rPr>
                 <w:rFonts w:ascii="Consolas" w:hAnsi="Consolas"/>
-                <w:color w:val="C7254E"/>
               </w:rPr>
               <w:t>activo</w:t>
             </w:r>
@@ -3480,16 +3420,11 @@
       <w:pPr>
         <w:pStyle w:val="Heading3"/>
       </w:pPr>
-      <w:r/>
-      <w:r>
-        <w:t xml:space="preserve">2.7 </w:t>
-      </w:r>
       <w:r>
         <w:rPr>
-          <w:rFonts w:ascii="Consolas" w:hAnsi="Consolas"/>
-          <w:color w:val="C7254E"/>
+          <w:color w:val="1F4E79"/>
         </w:rPr>
-        <w:t>roles</w:t>
+        <w:t>2.7 `roles`</w:t>
       </w:r>
     </w:p>
     <w:p>
@@ -3517,11 +3452,13 @@
             <w:r>
               <w:rPr>
                 <w:b/>
+                <w:color w:val="1F4E79"/>
               </w:rPr>
             </w:r>
             <w:r>
               <w:rPr>
                 <w:b/>
+                <w:color w:val="1F4E79"/>
               </w:rPr>
               <w:t>Campo</w:t>
             </w:r>
@@ -3535,11 +3472,13 @@
             <w:r>
               <w:rPr>
                 <w:b/>
+                <w:color w:val="1F4E79"/>
               </w:rPr>
             </w:r>
             <w:r>
               <w:rPr>
                 <w:b/>
+                <w:color w:val="1F4E79"/>
               </w:rPr>
               <w:t>Tipo</w:t>
             </w:r>
@@ -3553,11 +3492,13 @@
             <w:r>
               <w:rPr>
                 <w:b/>
+                <w:color w:val="1F4E79"/>
               </w:rPr>
             </w:r>
             <w:r>
               <w:rPr>
                 <w:b/>
+                <w:color w:val="1F4E79"/>
               </w:rPr>
               <w:t>Descripción</w:t>
             </w:r>
@@ -3574,7 +3515,6 @@
             <w:r>
               <w:rPr>
                 <w:rFonts w:ascii="Consolas" w:hAnsi="Consolas"/>
-                <w:color w:val="C7254E"/>
               </w:rPr>
               <w:t>rol</w:t>
             </w:r>
@@ -3613,7 +3553,6 @@
             <w:r>
               <w:rPr>
                 <w:rFonts w:ascii="Consolas" w:hAnsi="Consolas"/>
-                <w:color w:val="C7254E"/>
               </w:rPr>
               <w:t>nombre</w:t>
             </w:r>
@@ -3652,7 +3591,6 @@
             <w:r>
               <w:rPr>
                 <w:rFonts w:ascii="Consolas" w:hAnsi="Consolas"/>
-                <w:color w:val="C7254E"/>
               </w:rPr>
               <w:t>color</w:t>
             </w:r>
@@ -3691,7 +3629,6 @@
             <w:r>
               <w:rPr>
                 <w:rFonts w:ascii="Consolas" w:hAnsi="Consolas"/>
-                <w:color w:val="C7254E"/>
               </w:rPr>
               <w:t>activo</w:t>
             </w:r>
@@ -3726,16 +3663,11 @@
       <w:pPr>
         <w:pStyle w:val="Heading3"/>
       </w:pPr>
-      <w:r/>
-      <w:r>
-        <w:t xml:space="preserve">2.8 </w:t>
-      </w:r>
       <w:r>
         <w:rPr>
-          <w:rFonts w:ascii="Consolas" w:hAnsi="Consolas"/>
-          <w:color w:val="C7254E"/>
+          <w:color w:val="1F4E79"/>
         </w:rPr>
-        <w:t>configuraciones</w:t>
+        <w:t>2.8 `configuraciones`</w:t>
       </w:r>
     </w:p>
     <w:p>
@@ -3763,11 +3695,13 @@
             <w:r>
               <w:rPr>
                 <w:b/>
+                <w:color w:val="1F4E79"/>
               </w:rPr>
             </w:r>
             <w:r>
               <w:rPr>
                 <w:b/>
+                <w:color w:val="1F4E79"/>
               </w:rPr>
               <w:t>Campo</w:t>
             </w:r>
@@ -3781,11 +3715,13 @@
             <w:r>
               <w:rPr>
                 <w:b/>
+                <w:color w:val="1F4E79"/>
               </w:rPr>
             </w:r>
             <w:r>
               <w:rPr>
                 <w:b/>
+                <w:color w:val="1F4E79"/>
               </w:rPr>
               <w:t>Tipo</w:t>
             </w:r>
@@ -3799,11 +3735,13 @@
             <w:r>
               <w:rPr>
                 <w:b/>
+                <w:color w:val="1F4E79"/>
               </w:rPr>
             </w:r>
             <w:r>
               <w:rPr>
                 <w:b/>
+                <w:color w:val="1F4E79"/>
               </w:rPr>
               <w:t>Descripción</w:t>
             </w:r>
@@ -3820,7 +3758,6 @@
             <w:r>
               <w:rPr>
                 <w:rFonts w:ascii="Consolas" w:hAnsi="Consolas"/>
-                <w:color w:val="C7254E"/>
               </w:rPr>
               <w:t>appNombre</w:t>
             </w:r>
@@ -3859,7 +3796,6 @@
             <w:r>
               <w:rPr>
                 <w:rFonts w:ascii="Consolas" w:hAnsi="Consolas"/>
-                <w:color w:val="C7254E"/>
               </w:rPr>
               <w:t>zonaHoraria</w:t>
             </w:r>
@@ -3898,7 +3834,6 @@
             <w:r>
               <w:rPr>
                 <w:rFonts w:ascii="Consolas" w:hAnsi="Consolas"/>
-                <w:color w:val="C7254E"/>
               </w:rPr>
               <w:t>correo_cuentas</w:t>
             </w:r>
@@ -3937,7 +3872,6 @@
             <w:r>
               <w:rPr>
                 <w:rFonts w:ascii="Consolas" w:hAnsi="Consolas"/>
-                <w:color w:val="C7254E"/>
               </w:rPr>
               <w:t>permisos_roles</w:t>
             </w:r>
@@ -3976,7 +3910,6 @@
             <w:r>
               <w:rPr>
                 <w:rFonts w:ascii="Consolas" w:hAnsi="Consolas"/>
-                <w:color w:val="C7254E"/>
               </w:rPr>
               <w:t>tiempoCancelacionRegistros</w:t>
             </w:r>
@@ -4015,7 +3948,6 @@
             <w:r>
               <w:rPr>
                 <w:rFonts w:ascii="Consolas" w:hAnsi="Consolas"/>
-                <w:color w:val="C7254E"/>
               </w:rPr>
               <w:t>habilitar*</w:t>
             </w:r>
@@ -4054,7 +3986,6 @@
             <w:r>
               <w:rPr>
                 <w:rFonts w:ascii="Consolas" w:hAnsi="Consolas"/>
-                <w:color w:val="C7254E"/>
               </w:rPr>
               <w:t>documentos_visitantes</w:t>
             </w:r>
@@ -4093,7 +4024,6 @@
             <w:r>
               <w:rPr>
                 <w:rFonts w:ascii="Consolas" w:hAnsi="Consolas"/>
-                <w:color w:val="C7254E"/>
               </w:rPr>
               <w:t>palette</w:t>
             </w:r>
@@ -4132,7 +4062,6 @@
             <w:r>
               <w:rPr>
                 <w:rFonts w:ascii="Consolas" w:hAnsi="Consolas"/>
-                <w:color w:val="C7254E"/>
               </w:rPr>
               <w:t>activo</w:t>
             </w:r>
@@ -4167,8 +4096,10 @@
       <w:pPr>
         <w:pStyle w:val="Heading3"/>
       </w:pPr>
-      <w:r/>
       <w:r>
+        <w:rPr>
+          <w:color w:val="1F4E79"/>
+        </w:rPr>
         <w:t>2.9 Catálogos base</w:t>
       </w:r>
     </w:p>
@@ -4191,11 +4122,13 @@
             <w:r>
               <w:rPr>
                 <w:b/>
+                <w:color w:val="1F4E79"/>
               </w:rPr>
             </w:r>
             <w:r>
               <w:rPr>
                 <w:b/>
+                <w:color w:val="1F4E79"/>
               </w:rPr>
               <w:t>Colección</w:t>
             </w:r>
@@ -4209,11 +4142,13 @@
             <w:r>
               <w:rPr>
                 <w:b/>
+                <w:color w:val="1F4E79"/>
               </w:rPr>
             </w:r>
             <w:r>
               <w:rPr>
                 <w:b/>
+                <w:color w:val="1F4E79"/>
               </w:rPr>
               <w:t>Campos principales</w:t>
             </w:r>
@@ -4230,7 +4165,6 @@
             <w:r>
               <w:rPr>
                 <w:rFonts w:ascii="Consolas" w:hAnsi="Consolas"/>
-                <w:color w:val="C7254E"/>
               </w:rPr>
               <w:t>empresas</w:t>
             </w:r>
@@ -4245,7 +4179,6 @@
             <w:r>
               <w:rPr>
                 <w:rFonts w:ascii="Consolas" w:hAnsi="Consolas"/>
-                <w:color w:val="C7254E"/>
               </w:rPr>
               <w:t>nombre</w:t>
             </w:r>
@@ -4255,7 +4188,6 @@
             <w:r>
               <w:rPr>
                 <w:rFonts w:ascii="Consolas" w:hAnsi="Consolas"/>
-                <w:color w:val="C7254E"/>
               </w:rPr>
               <w:t>rfc</w:t>
             </w:r>
@@ -4265,7 +4197,6 @@
             <w:r>
               <w:rPr>
                 <w:rFonts w:ascii="Consolas" w:hAnsi="Consolas"/>
-                <w:color w:val="C7254E"/>
               </w:rPr>
               <w:t>contactos</w:t>
             </w:r>
@@ -4275,7 +4206,6 @@
             <w:r>
               <w:rPr>
                 <w:rFonts w:ascii="Consolas" w:hAnsi="Consolas"/>
-                <w:color w:val="C7254E"/>
               </w:rPr>
               <w:t>documentos</w:t>
             </w:r>
@@ -4285,7 +4215,6 @@
             <w:r>
               <w:rPr>
                 <w:rFonts w:ascii="Consolas" w:hAnsi="Consolas"/>
-                <w:color w:val="C7254E"/>
               </w:rPr>
               <w:t>activo</w:t>
             </w:r>
@@ -4305,7 +4234,6 @@
             <w:r>
               <w:rPr>
                 <w:rFonts w:ascii="Consolas" w:hAnsi="Consolas"/>
-                <w:color w:val="C7254E"/>
               </w:rPr>
               <w:t>pisos</w:t>
             </w:r>
@@ -4320,7 +4248,6 @@
             <w:r>
               <w:rPr>
                 <w:rFonts w:ascii="Consolas" w:hAnsi="Consolas"/>
-                <w:color w:val="C7254E"/>
               </w:rPr>
               <w:t>nombre</w:t>
             </w:r>
@@ -4330,7 +4257,6 @@
             <w:r>
               <w:rPr>
                 <w:rFonts w:ascii="Consolas" w:hAnsi="Consolas"/>
-                <w:color w:val="C7254E"/>
               </w:rPr>
               <w:t>descripcion</w:t>
             </w:r>
@@ -4340,7 +4266,6 @@
             <w:r>
               <w:rPr>
                 <w:rFonts w:ascii="Consolas" w:hAnsi="Consolas"/>
-                <w:color w:val="C7254E"/>
               </w:rPr>
               <w:t>activo</w:t>
             </w:r>
@@ -4360,7 +4285,6 @@
             <w:r>
               <w:rPr>
                 <w:rFonts w:ascii="Consolas" w:hAnsi="Consolas"/>
-                <w:color w:val="C7254E"/>
               </w:rPr>
               <w:t>accesos</w:t>
             </w:r>
@@ -4375,7 +4299,6 @@
             <w:r>
               <w:rPr>
                 <w:rFonts w:ascii="Consolas" w:hAnsi="Consolas"/>
-                <w:color w:val="C7254E"/>
               </w:rPr>
               <w:t>identificador</w:t>
             </w:r>
@@ -4385,7 +4308,6 @@
             <w:r>
               <w:rPr>
                 <w:rFonts w:ascii="Consolas" w:hAnsi="Consolas"/>
-                <w:color w:val="C7254E"/>
               </w:rPr>
               <w:t>nombre</w:t>
             </w:r>
@@ -4395,7 +4317,6 @@
             <w:r>
               <w:rPr>
                 <w:rFonts w:ascii="Consolas" w:hAnsi="Consolas"/>
-                <w:color w:val="C7254E"/>
               </w:rPr>
               <w:t>id_piso</w:t>
             </w:r>
@@ -4405,7 +4326,6 @@
             <w:r>
               <w:rPr>
                 <w:rFonts w:ascii="Consolas" w:hAnsi="Consolas"/>
-                <w:color w:val="C7254E"/>
               </w:rPr>
               <w:t>modos</w:t>
             </w:r>
@@ -4415,7 +4335,6 @@
             <w:r>
               <w:rPr>
                 <w:rFonts w:ascii="Consolas" w:hAnsi="Consolas"/>
-                <w:color w:val="C7254E"/>
               </w:rPr>
               <w:t>activo</w:t>
             </w:r>
@@ -4435,7 +4354,6 @@
             <w:r>
               <w:rPr>
                 <w:rFonts w:ascii="Consolas" w:hAnsi="Consolas"/>
-                <w:color w:val="C7254E"/>
               </w:rPr>
               <w:t>puestos</w:t>
             </w:r>
@@ -4450,7 +4368,6 @@
             <w:r>
               <w:rPr>
                 <w:rFonts w:ascii="Consolas" w:hAnsi="Consolas"/>
-                <w:color w:val="C7254E"/>
               </w:rPr>
               <w:t>nombre</w:t>
             </w:r>
@@ -4460,7 +4377,6 @@
             <w:r>
               <w:rPr>
                 <w:rFonts w:ascii="Consolas" w:hAnsi="Consolas"/>
-                <w:color w:val="C7254E"/>
               </w:rPr>
               <w:t>descripcion</w:t>
             </w:r>
@@ -4470,7 +4386,6 @@
             <w:r>
               <w:rPr>
                 <w:rFonts w:ascii="Consolas" w:hAnsi="Consolas"/>
-                <w:color w:val="C7254E"/>
               </w:rPr>
               <w:t>activo</w:t>
             </w:r>
@@ -4490,7 +4405,6 @@
             <w:r>
               <w:rPr>
                 <w:rFonts w:ascii="Consolas" w:hAnsi="Consolas"/>
-                <w:color w:val="C7254E"/>
               </w:rPr>
               <w:t>departamentos</w:t>
             </w:r>
@@ -4505,7 +4419,6 @@
             <w:r>
               <w:rPr>
                 <w:rFonts w:ascii="Consolas" w:hAnsi="Consolas"/>
-                <w:color w:val="C7254E"/>
               </w:rPr>
               <w:t>nombre</w:t>
             </w:r>
@@ -4515,7 +4428,6 @@
             <w:r>
               <w:rPr>
                 <w:rFonts w:ascii="Consolas" w:hAnsi="Consolas"/>
-                <w:color w:val="C7254E"/>
               </w:rPr>
               <w:t>descripcion</w:t>
             </w:r>
@@ -4525,7 +4437,6 @@
             <w:r>
               <w:rPr>
                 <w:rFonts w:ascii="Consolas" w:hAnsi="Consolas"/>
-                <w:color w:val="C7254E"/>
               </w:rPr>
               <w:t>activo</w:t>
             </w:r>
@@ -4545,7 +4456,6 @@
             <w:r>
               <w:rPr>
                 <w:rFonts w:ascii="Consolas" w:hAnsi="Consolas"/>
-                <w:color w:val="C7254E"/>
               </w:rPr>
               <w:t>cubiculos</w:t>
             </w:r>
@@ -4560,7 +4470,6 @@
             <w:r>
               <w:rPr>
                 <w:rFonts w:ascii="Consolas" w:hAnsi="Consolas"/>
-                <w:color w:val="C7254E"/>
               </w:rPr>
               <w:t>nombre</w:t>
             </w:r>
@@ -4570,7 +4479,6 @@
             <w:r>
               <w:rPr>
                 <w:rFonts w:ascii="Consolas" w:hAnsi="Consolas"/>
-                <w:color w:val="C7254E"/>
               </w:rPr>
               <w:t>descripcion</w:t>
             </w:r>
@@ -4580,7 +4488,6 @@
             <w:r>
               <w:rPr>
                 <w:rFonts w:ascii="Consolas" w:hAnsi="Consolas"/>
-                <w:color w:val="C7254E"/>
               </w:rPr>
               <w:t>activo</w:t>
             </w:r>
@@ -4600,7 +4507,6 @@
             <w:r>
               <w:rPr>
                 <w:rFonts w:ascii="Consolas" w:hAnsi="Consolas"/>
-                <w:color w:val="C7254E"/>
               </w:rPr>
               <w:t>horarios</w:t>
             </w:r>
@@ -4615,7 +4521,6 @@
             <w:r>
               <w:rPr>
                 <w:rFonts w:ascii="Consolas" w:hAnsi="Consolas"/>
-                <w:color w:val="C7254E"/>
               </w:rPr>
               <w:t>nombre</w:t>
             </w:r>
@@ -4625,7 +4530,6 @@
             <w:r>
               <w:rPr>
                 <w:rFonts w:ascii="Consolas" w:hAnsi="Consolas"/>
-                <w:color w:val="C7254E"/>
               </w:rPr>
               <w:t>activo</w:t>
             </w:r>
@@ -4645,7 +4549,6 @@
             <w:r>
               <w:rPr>
                 <w:rFonts w:ascii="Consolas" w:hAnsi="Consolas"/>
-                <w:color w:val="C7254E"/>
               </w:rPr>
               <w:t>pases</w:t>
             </w:r>
@@ -4663,7 +4566,6 @@
             <w:r>
               <w:rPr>
                 <w:rFonts w:ascii="Consolas" w:hAnsi="Consolas"/>
-                <w:color w:val="C7254E"/>
               </w:rPr>
               <w:t>activo</w:t>
             </w:r>
@@ -4679,8 +4581,10 @@
       <w:pPr>
         <w:pStyle w:val="Heading3"/>
       </w:pPr>
-      <w:r/>
       <w:r>
+        <w:rPr>
+          <w:color w:val="1F4E79"/>
+        </w:rPr>
         <w:t>2.10 Colecciones de soporte</w:t>
       </w:r>
     </w:p>
@@ -4704,11 +4608,13 @@
             <w:r>
               <w:rPr>
                 <w:b/>
+                <w:color w:val="1F4E79"/>
               </w:rPr>
             </w:r>
             <w:r>
               <w:rPr>
                 <w:b/>
+                <w:color w:val="1F4E79"/>
               </w:rPr>
               <w:t>Colección</w:t>
             </w:r>
@@ -4722,11 +4628,13 @@
             <w:r>
               <w:rPr>
                 <w:b/>
+                <w:color w:val="1F4E79"/>
               </w:rPr>
             </w:r>
             <w:r>
               <w:rPr>
                 <w:b/>
+                <w:color w:val="1F4E79"/>
               </w:rPr>
               <w:t>Propósito</w:t>
             </w:r>
@@ -4740,11 +4648,13 @@
             <w:r>
               <w:rPr>
                 <w:b/>
+                <w:color w:val="1F4E79"/>
               </w:rPr>
             </w:r>
             <w:r>
               <w:rPr>
                 <w:b/>
+                <w:color w:val="1F4E79"/>
               </w:rPr>
               <w:t>Campos principales</w:t>
             </w:r>
@@ -4761,7 +4671,6 @@
             <w:r>
               <w:rPr>
                 <w:rFonts w:ascii="Consolas" w:hAnsi="Consolas"/>
-                <w:color w:val="C7254E"/>
               </w:rPr>
               <w:t>tokens</w:t>
             </w:r>
@@ -4787,7 +4696,6 @@
             <w:r>
               <w:rPr>
                 <w:rFonts w:ascii="Consolas" w:hAnsi="Consolas"/>
-                <w:color w:val="C7254E"/>
               </w:rPr>
               <w:t>token</w:t>
             </w:r>
@@ -4797,7 +4705,6 @@
             <w:r>
               <w:rPr>
                 <w:rFonts w:ascii="Consolas" w:hAnsi="Consolas"/>
-                <w:color w:val="C7254E"/>
               </w:rPr>
               <w:t>tipo</w:t>
             </w:r>
@@ -4807,7 +4714,6 @@
             <w:r>
               <w:rPr>
                 <w:rFonts w:ascii="Consolas" w:hAnsi="Consolas"/>
-                <w:color w:val="C7254E"/>
               </w:rPr>
               <w:t>creado_por</w:t>
             </w:r>
@@ -4817,7 +4723,6 @@
             <w:r>
               <w:rPr>
                 <w:rFonts w:ascii="Consolas" w:hAnsi="Consolas"/>
-                <w:color w:val="C7254E"/>
               </w:rPr>
               <w:t>activo</w:t>
             </w:r>
@@ -4837,7 +4742,6 @@
             <w:r>
               <w:rPr>
                 <w:rFonts w:ascii="Consolas" w:hAnsi="Consolas"/>
-                <w:color w:val="C7254E"/>
               </w:rPr>
               <w:t>recuperaciones</w:t>
             </w:r>
@@ -4863,7 +4767,6 @@
             <w:r>
               <w:rPr>
                 <w:rFonts w:ascii="Consolas" w:hAnsi="Consolas"/>
-                <w:color w:val="C7254E"/>
               </w:rPr>
               <w:t>correo</w:t>
             </w:r>
@@ -4873,7 +4776,6 @@
             <w:r>
               <w:rPr>
                 <w:rFonts w:ascii="Consolas" w:hAnsi="Consolas"/>
-                <w:color w:val="C7254E"/>
               </w:rPr>
               <w:t>codigo</w:t>
             </w:r>
@@ -4883,7 +4785,6 @@
             <w:r>
               <w:rPr>
                 <w:rFonts w:ascii="Consolas" w:hAnsi="Consolas"/>
-                <w:color w:val="C7254E"/>
               </w:rPr>
               <w:t>fecha_creacion</w:t>
             </w:r>
@@ -4893,7 +4794,6 @@
             <w:r>
               <w:rPr>
                 <w:rFonts w:ascii="Consolas" w:hAnsi="Consolas"/>
-                <w:color w:val="C7254E"/>
               </w:rPr>
               <w:t>activo</w:t>
             </w:r>
@@ -4913,7 +4813,6 @@
             <w:r>
               <w:rPr>
                 <w:rFonts w:ascii="Consolas" w:hAnsi="Consolas"/>
-                <w:color w:val="C7254E"/>
               </w:rPr>
               <w:t>tipos_registros</w:t>
             </w:r>
@@ -4939,7 +4838,6 @@
             <w:r>
               <w:rPr>
                 <w:rFonts w:ascii="Consolas" w:hAnsi="Consolas"/>
-                <w:color w:val="C7254E"/>
               </w:rPr>
               <w:t>tipo</w:t>
             </w:r>
@@ -4949,7 +4847,6 @@
             <w:r>
               <w:rPr>
                 <w:rFonts w:ascii="Consolas" w:hAnsi="Consolas"/>
-                <w:color w:val="C7254E"/>
               </w:rPr>
               <w:t>nombre</w:t>
             </w:r>
@@ -4959,7 +4856,6 @@
             <w:r>
               <w:rPr>
                 <w:rFonts w:ascii="Consolas" w:hAnsi="Consolas"/>
-                <w:color w:val="C7254E"/>
               </w:rPr>
               <w:t>descripcion</w:t>
             </w:r>
@@ -4969,7 +4865,6 @@
             <w:r>
               <w:rPr>
                 <w:rFonts w:ascii="Consolas" w:hAnsi="Consolas"/>
-                <w:color w:val="C7254E"/>
               </w:rPr>
               <w:t>color</w:t>
             </w:r>
@@ -4979,7 +4874,6 @@
             <w:r>
               <w:rPr>
                 <w:rFonts w:ascii="Consolas" w:hAnsi="Consolas"/>
-                <w:color w:val="C7254E"/>
               </w:rPr>
               <w:t>activo</w:t>
             </w:r>
@@ -4999,7 +4893,6 @@
             <w:r>
               <w:rPr>
                 <w:rFonts w:ascii="Consolas" w:hAnsi="Consolas"/>
-                <w:color w:val="C7254E"/>
               </w:rPr>
               <w:t>tipos_documentos</w:t>
             </w:r>
@@ -5025,7 +4918,6 @@
             <w:r>
               <w:rPr>
                 <w:rFonts w:ascii="Consolas" w:hAnsi="Consolas"/>
-                <w:color w:val="C7254E"/>
               </w:rPr>
               <w:t>tipo</w:t>
             </w:r>
@@ -5035,7 +4927,6 @@
             <w:r>
               <w:rPr>
                 <w:rFonts w:ascii="Consolas" w:hAnsi="Consolas"/>
-                <w:color w:val="C7254E"/>
               </w:rPr>
               <w:t>nombre</w:t>
             </w:r>
@@ -5045,7 +4936,6 @@
             <w:r>
               <w:rPr>
                 <w:rFonts w:ascii="Consolas" w:hAnsi="Consolas"/>
-                <w:color w:val="C7254E"/>
               </w:rPr>
               <w:t>extensiones</w:t>
             </w:r>
@@ -5055,7 +4945,6 @@
             <w:r>
               <w:rPr>
                 <w:rFonts w:ascii="Consolas" w:hAnsi="Consolas"/>
-                <w:color w:val="C7254E"/>
               </w:rPr>
               <w:t>activo</w:t>
             </w:r>
@@ -5075,7 +4964,6 @@
             <w:r>
               <w:rPr>
                 <w:rFonts w:ascii="Consolas" w:hAnsi="Consolas"/>
-                <w:color w:val="C7254E"/>
               </w:rPr>
               <w:t>tipos_eventos</w:t>
             </w:r>
@@ -5101,7 +4989,6 @@
             <w:r>
               <w:rPr>
                 <w:rFonts w:ascii="Consolas" w:hAnsi="Consolas"/>
-                <w:color w:val="C7254E"/>
               </w:rPr>
               <w:t>tipo</w:t>
             </w:r>
@@ -5111,7 +4998,6 @@
             <w:r>
               <w:rPr>
                 <w:rFonts w:ascii="Consolas" w:hAnsi="Consolas"/>
-                <w:color w:val="C7254E"/>
               </w:rPr>
               <w:t>nombre</w:t>
             </w:r>
@@ -5121,7 +5007,6 @@
             <w:r>
               <w:rPr>
                 <w:rFonts w:ascii="Consolas" w:hAnsi="Consolas"/>
-                <w:color w:val="C7254E"/>
               </w:rPr>
               <w:t>color</w:t>
             </w:r>
@@ -5131,7 +5016,6 @@
             <w:r>
               <w:rPr>
                 <w:rFonts w:ascii="Consolas" w:hAnsi="Consolas"/>
-                <w:color w:val="C7254E"/>
               </w:rPr>
               <w:t>activo</w:t>
             </w:r>
@@ -5151,7 +5035,6 @@
             <w:r>
               <w:rPr>
                 <w:rFonts w:ascii="Consolas" w:hAnsi="Consolas"/>
-                <w:color w:val="C7254E"/>
               </w:rPr>
               <w:t>tipos_dispositivos</w:t>
             </w:r>
@@ -5177,7 +5060,6 @@
             <w:r>
               <w:rPr>
                 <w:rFonts w:ascii="Consolas" w:hAnsi="Consolas"/>
-                <w:color w:val="C7254E"/>
               </w:rPr>
               <w:t>tipo</w:t>
             </w:r>
@@ -5187,7 +5069,6 @@
             <w:r>
               <w:rPr>
                 <w:rFonts w:ascii="Consolas" w:hAnsi="Consolas"/>
-                <w:color w:val="C7254E"/>
               </w:rPr>
               <w:t>nombre</w:t>
             </w:r>
@@ -5197,7 +5078,6 @@
             <w:r>
               <w:rPr>
                 <w:rFonts w:ascii="Consolas" w:hAnsi="Consolas"/>
-                <w:color w:val="C7254E"/>
               </w:rPr>
               <w:t>color</w:t>
             </w:r>
@@ -5207,7 +5087,6 @@
             <w:r>
               <w:rPr>
                 <w:rFonts w:ascii="Consolas" w:hAnsi="Consolas"/>
-                <w:color w:val="C7254E"/>
               </w:rPr>
               <w:t>activo</w:t>
             </w:r>
@@ -5227,7 +5106,6 @@
             <w:r>
               <w:rPr>
                 <w:rFonts w:ascii="Consolas" w:hAnsi="Consolas"/>
-                <w:color w:val="C7254E"/>
               </w:rPr>
               <w:t>logs</w:t>
             </w:r>
@@ -5253,7 +5131,6 @@
             <w:r>
               <w:rPr>
                 <w:rFonts w:ascii="Consolas" w:hAnsi="Consolas"/>
-                <w:color w:val="C7254E"/>
               </w:rPr>
               <w:t>metodo</w:t>
             </w:r>
@@ -5263,7 +5140,6 @@
             <w:r>
               <w:rPr>
                 <w:rFonts w:ascii="Consolas" w:hAnsi="Consolas"/>
-                <w:color w:val="C7254E"/>
               </w:rPr>
               <w:t>endpoint</w:t>
             </w:r>
@@ -5273,7 +5149,6 @@
             <w:r>
               <w:rPr>
                 <w:rFonts w:ascii="Consolas" w:hAnsi="Consolas"/>
-                <w:color w:val="C7254E"/>
               </w:rPr>
               <w:t>status</w:t>
             </w:r>
@@ -5283,7 +5158,6 @@
             <w:r>
               <w:rPr>
                 <w:rFonts w:ascii="Consolas" w:hAnsi="Consolas"/>
-                <w:color w:val="C7254E"/>
               </w:rPr>
               <w:t>ip</w:t>
             </w:r>
@@ -5293,7 +5167,6 @@
             <w:r>
               <w:rPr>
                 <w:rFonts w:ascii="Consolas" w:hAnsi="Consolas"/>
-                <w:color w:val="C7254E"/>
               </w:rPr>
               <w:t>id_usuario</w:t>
             </w:r>
@@ -5303,7 +5176,6 @@
             <w:r>
               <w:rPr>
                 <w:rFonts w:ascii="Consolas" w:hAnsi="Consolas"/>
-                <w:color w:val="C7254E"/>
               </w:rPr>
               <w:t>duracion_ms</w:t>
             </w:r>
@@ -5313,7 +5185,6 @@
             <w:r>
               <w:rPr>
                 <w:rFonts w:ascii="Consolas" w:hAnsi="Consolas"/>
-                <w:color w:val="C7254E"/>
               </w:rPr>
               <w:t>fecha_creacion</w:t>
             </w:r>
@@ -5333,7 +5204,6 @@
             <w:r>
               <w:rPr>
                 <w:rFonts w:ascii="Consolas" w:hAnsi="Consolas"/>
-                <w:color w:val="C7254E"/>
               </w:rPr>
               <w:t>contadores</w:t>
             </w:r>
@@ -5359,7 +5229,6 @@
             <w:r>
               <w:rPr>
                 <w:rFonts w:ascii="Consolas" w:hAnsi="Consolas"/>
-                <w:color w:val="C7254E"/>
               </w:rPr>
               <w:t>nombre</w:t>
             </w:r>
@@ -5369,7 +5238,6 @@
             <w:r>
               <w:rPr>
                 <w:rFonts w:ascii="Consolas" w:hAnsi="Consolas"/>
-                <w:color w:val="C7254E"/>
               </w:rPr>
               <w:t>secuencia</w:t>
             </w:r>
@@ -5385,8 +5253,10 @@
       <w:pPr>
         <w:pStyle w:val="Heading2"/>
       </w:pPr>
-      <w:r/>
       <w:r>
+        <w:rPr>
+          <w:color w:val="1F4E79"/>
+        </w:rPr>
         <w:t>3. Relaciones principales</w:t>
       </w:r>
     </w:p>
@@ -5410,11 +5280,13 @@
             <w:r>
               <w:rPr>
                 <w:b/>
+                <w:color w:val="1F4E79"/>
               </w:rPr>
             </w:r>
             <w:r>
               <w:rPr>
                 <w:b/>
+                <w:color w:val="1F4E79"/>
               </w:rPr>
               <w:t>Origen</w:t>
             </w:r>
@@ -5428,11 +5300,13 @@
             <w:r>
               <w:rPr>
                 <w:b/>
+                <w:color w:val="1F4E79"/>
               </w:rPr>
             </w:r>
             <w:r>
               <w:rPr>
                 <w:b/>
+                <w:color w:val="1F4E79"/>
               </w:rPr>
               <w:t>Campo</w:t>
             </w:r>
@@ -5446,11 +5320,13 @@
             <w:r>
               <w:rPr>
                 <w:b/>
+                <w:color w:val="1F4E79"/>
               </w:rPr>
             </w:r>
             <w:r>
               <w:rPr>
                 <w:b/>
+                <w:color w:val="1F4E79"/>
               </w:rPr>
               <w:t>Destino</w:t>
             </w:r>
@@ -5467,7 +5343,6 @@
             <w:r>
               <w:rPr>
                 <w:rFonts w:ascii="Consolas" w:hAnsi="Consolas"/>
-                <w:color w:val="C7254E"/>
               </w:rPr>
               <w:t>usuarios</w:t>
             </w:r>
@@ -5482,7 +5357,6 @@
             <w:r>
               <w:rPr>
                 <w:rFonts w:ascii="Consolas" w:hAnsi="Consolas"/>
-                <w:color w:val="C7254E"/>
               </w:rPr>
               <w:t>id_empresa</w:t>
             </w:r>
@@ -5492,7 +5366,6 @@
             <w:r>
               <w:rPr>
                 <w:rFonts w:ascii="Consolas" w:hAnsi="Consolas"/>
-                <w:color w:val="C7254E"/>
               </w:rPr>
               <w:t>id_puesto</w:t>
             </w:r>
@@ -5502,7 +5375,6 @@
             <w:r>
               <w:rPr>
                 <w:rFonts w:ascii="Consolas" w:hAnsi="Consolas"/>
-                <w:color w:val="C7254E"/>
               </w:rPr>
               <w:t>id_departamento</w:t>
             </w:r>
@@ -5512,7 +5384,6 @@
             <w:r>
               <w:rPr>
                 <w:rFonts w:ascii="Consolas" w:hAnsi="Consolas"/>
-                <w:color w:val="C7254E"/>
               </w:rPr>
               <w:t>id_cubiculo</w:t>
             </w:r>
@@ -5522,7 +5393,6 @@
             <w:r>
               <w:rPr>
                 <w:rFonts w:ascii="Consolas" w:hAnsi="Consolas"/>
-                <w:color w:val="C7254E"/>
               </w:rPr>
               <w:t>id_piso</w:t>
             </w:r>
@@ -5532,7 +5402,6 @@
             <w:r>
               <w:rPr>
                 <w:rFonts w:ascii="Consolas" w:hAnsi="Consolas"/>
-                <w:color w:val="C7254E"/>
               </w:rPr>
               <w:t>id_horario</w:t>
             </w:r>
@@ -5560,7 +5429,6 @@
             <w:r>
               <w:rPr>
                 <w:rFonts w:ascii="Consolas" w:hAnsi="Consolas"/>
-                <w:color w:val="C7254E"/>
               </w:rPr>
               <w:t>usuarios</w:t>
             </w:r>
@@ -5575,7 +5443,6 @@
             <w:r>
               <w:rPr>
                 <w:rFonts w:ascii="Consolas" w:hAnsi="Consolas"/>
-                <w:color w:val="C7254E"/>
               </w:rPr>
               <w:t>accesos[]</w:t>
             </w:r>
@@ -5590,7 +5457,6 @@
             <w:r>
               <w:rPr>
                 <w:rFonts w:ascii="Consolas" w:hAnsi="Consolas"/>
-                <w:color w:val="C7254E"/>
               </w:rPr>
               <w:t>accesos</w:t>
             </w:r>
@@ -5607,7 +5473,6 @@
             <w:r>
               <w:rPr>
                 <w:rFonts w:ascii="Consolas" w:hAnsi="Consolas"/>
-                <w:color w:val="C7254E"/>
               </w:rPr>
               <w:t>empleados</w:t>
             </w:r>
@@ -5622,7 +5487,6 @@
             <w:r>
               <w:rPr>
                 <w:rFonts w:ascii="Consolas" w:hAnsi="Consolas"/>
-                <w:color w:val="C7254E"/>
               </w:rPr>
               <w:t>id_empresa</w:t>
             </w:r>
@@ -5632,7 +5496,6 @@
             <w:r>
               <w:rPr>
                 <w:rFonts w:ascii="Consolas" w:hAnsi="Consolas"/>
-                <w:color w:val="C7254E"/>
               </w:rPr>
               <w:t>id_piso</w:t>
             </w:r>
@@ -5642,7 +5505,6 @@
             <w:r>
               <w:rPr>
                 <w:rFonts w:ascii="Consolas" w:hAnsi="Consolas"/>
-                <w:color w:val="C7254E"/>
               </w:rPr>
               <w:t>id_horario</w:t>
             </w:r>
@@ -5652,7 +5514,6 @@
             <w:r>
               <w:rPr>
                 <w:rFonts w:ascii="Consolas" w:hAnsi="Consolas"/>
-                <w:color w:val="C7254E"/>
               </w:rPr>
               <w:t>accesos[]</w:t>
             </w:r>
@@ -5680,7 +5541,6 @@
             <w:r>
               <w:rPr>
                 <w:rFonts w:ascii="Consolas" w:hAnsi="Consolas"/>
-                <w:color w:val="C7254E"/>
               </w:rPr>
               <w:t>visitantes</w:t>
             </w:r>
@@ -5695,7 +5555,6 @@
             <w:r>
               <w:rPr>
                 <w:rFonts w:ascii="Consolas" w:hAnsi="Consolas"/>
-                <w:color w:val="C7254E"/>
               </w:rPr>
               <w:t>documentos[]</w:t>
             </w:r>
@@ -5710,7 +5569,6 @@
             <w:r>
               <w:rPr>
                 <w:rFonts w:ascii="Consolas" w:hAnsi="Consolas"/>
-                <w:color w:val="C7254E"/>
               </w:rPr>
               <w:t>documentos</w:t>
             </w:r>
@@ -5727,7 +5585,6 @@
             <w:r>
               <w:rPr>
                 <w:rFonts w:ascii="Consolas" w:hAnsi="Consolas"/>
-                <w:color w:val="C7254E"/>
               </w:rPr>
               <w:t>registros</w:t>
             </w:r>
@@ -5742,7 +5599,6 @@
             <w:r>
               <w:rPr>
                 <w:rFonts w:ascii="Consolas" w:hAnsi="Consolas"/>
-                <w:color w:val="C7254E"/>
               </w:rPr>
               <w:t>id_anfitrion</w:t>
             </w:r>
@@ -5757,7 +5613,6 @@
             <w:r>
               <w:rPr>
                 <w:rFonts w:ascii="Consolas" w:hAnsi="Consolas"/>
-                <w:color w:val="C7254E"/>
               </w:rPr>
               <w:t>usuarios</w:t>
             </w:r>
@@ -5774,7 +5629,6 @@
             <w:r>
               <w:rPr>
                 <w:rFonts w:ascii="Consolas" w:hAnsi="Consolas"/>
-                <w:color w:val="C7254E"/>
               </w:rPr>
               <w:t>registros</w:t>
             </w:r>
@@ -5789,7 +5643,6 @@
             <w:r>
               <w:rPr>
                 <w:rFonts w:ascii="Consolas" w:hAnsi="Consolas"/>
-                <w:color w:val="C7254E"/>
               </w:rPr>
               <w:t>documentos[]</w:t>
             </w:r>
@@ -5799,7 +5652,6 @@
             <w:r>
               <w:rPr>
                 <w:rFonts w:ascii="Consolas" w:hAnsi="Consolas"/>
-                <w:color w:val="C7254E"/>
               </w:rPr>
               <w:t>id_pase</w:t>
             </w:r>
@@ -5809,7 +5661,6 @@
             <w:r>
               <w:rPr>
                 <w:rFonts w:ascii="Consolas" w:hAnsi="Consolas"/>
-                <w:color w:val="C7254E"/>
               </w:rPr>
               <w:t>estatus[]</w:t>
             </w:r>
@@ -5824,7 +5675,6 @@
             <w:r>
               <w:rPr>
                 <w:rFonts w:ascii="Consolas" w:hAnsi="Consolas"/>
-                <w:color w:val="C7254E"/>
               </w:rPr>
               <w:t>documentos</w:t>
             </w:r>
@@ -5834,7 +5684,6 @@
             <w:r>
               <w:rPr>
                 <w:rFonts w:ascii="Consolas" w:hAnsi="Consolas"/>
-                <w:color w:val="C7254E"/>
               </w:rPr>
               <w:t>pases</w:t>
             </w:r>
@@ -5844,7 +5693,6 @@
             <w:r>
               <w:rPr>
                 <w:rFonts w:ascii="Consolas" w:hAnsi="Consolas"/>
-                <w:color w:val="C7254E"/>
               </w:rPr>
               <w:t>eventos</w:t>
             </w:r>
@@ -5861,7 +5709,6 @@
             <w:r>
               <w:rPr>
                 <w:rFonts w:ascii="Consolas" w:hAnsi="Consolas"/>
-                <w:color w:val="C7254E"/>
               </w:rPr>
               <w:t>eventos</w:t>
             </w:r>
@@ -5876,7 +5723,6 @@
             <w:r>
               <w:rPr>
                 <w:rFonts w:ascii="Consolas" w:hAnsi="Consolas"/>
-                <w:color w:val="C7254E"/>
               </w:rPr>
               <w:t>id_registro</w:t>
             </w:r>
@@ -5886,7 +5732,6 @@
             <w:r>
               <w:rPr>
                 <w:rFonts w:ascii="Consolas" w:hAnsi="Consolas"/>
-                <w:color w:val="C7254E"/>
               </w:rPr>
               <w:t>id_acceso</w:t>
             </w:r>
@@ -5896,7 +5741,6 @@
             <w:r>
               <w:rPr>
                 <w:rFonts w:ascii="Consolas" w:hAnsi="Consolas"/>
-                <w:color w:val="C7254E"/>
               </w:rPr>
               <w:t>id_empleado</w:t>
             </w:r>
@@ -5906,7 +5750,6 @@
             <w:r>
               <w:rPr>
                 <w:rFonts w:ascii="Consolas" w:hAnsi="Consolas"/>
-                <w:color w:val="C7254E"/>
               </w:rPr>
               <w:t>id_usuario</w:t>
             </w:r>
@@ -5916,7 +5759,6 @@
             <w:r>
               <w:rPr>
                 <w:rFonts w:ascii="Consolas" w:hAnsi="Consolas"/>
-                <w:color w:val="C7254E"/>
               </w:rPr>
               <w:t>id_visitante</w:t>
             </w:r>
@@ -5944,7 +5786,6 @@
             <w:r>
               <w:rPr>
                 <w:rFonts w:ascii="Consolas" w:hAnsi="Consolas"/>
-                <w:color w:val="C7254E"/>
               </w:rPr>
               <w:t>documentos</w:t>
             </w:r>
@@ -5959,7 +5800,6 @@
             <w:r>
               <w:rPr>
                 <w:rFonts w:ascii="Consolas" w:hAnsi="Consolas"/>
-                <w:color w:val="C7254E"/>
               </w:rPr>
               <w:t>validado_por</w:t>
             </w:r>
@@ -5974,7 +5814,6 @@
             <w:r>
               <w:rPr>
                 <w:rFonts w:ascii="Consolas" w:hAnsi="Consolas"/>
-                <w:color w:val="C7254E"/>
               </w:rPr>
               <w:t>usuarios</w:t>
             </w:r>
@@ -5987,8 +5826,10 @@
       <w:pPr>
         <w:pStyle w:val="Heading2"/>
       </w:pPr>
-      <w:r/>
       <w:r>
+        <w:rPr>
+          <w:color w:val="1F4E79"/>
+        </w:rPr>
         <w:t>4. Inicialización automática</w:t>
       </w:r>
     </w:p>
@@ -5996,7 +5837,6 @@
       <w:r>
         <w:rPr>
           <w:rFonts w:ascii="Consolas" w:hAnsi="Consolas"/>
-          <w:color w:val="C7254E"/>
         </w:rPr>
         <w:t>back/connection.ts</w:t>
       </w:r>
@@ -6008,8 +5848,10 @@
       <w:pPr>
         <w:pStyle w:val="Heading2"/>
       </w:pPr>
-      <w:r/>
       <w:r>
+        <w:rPr>
+          <w:color w:val="1F4E79"/>
+        </w:rPr>
         <w:t>5. Consideraciones de protección de datos</w:t>
       </w:r>
     </w:p>
@@ -6020,12 +5862,11 @@
       <w:r>
         <w:rPr>
           <w:rFonts w:ascii="Consolas" w:hAnsi="Consolas"/>
-          <w:color w:val="C7254E"/>
         </w:rPr>
         <w:t>contrasena</w:t>
       </w:r>
       <w:r>
-        <w:t xml:space="preserve"> de usuarios: hash; nunca en claro.</w:t>
+        <w:t xml:space="preserve"> de usuarios: almacenada cifrada (hash); nunca en claro (PSI.05).</w:t>
       </w:r>
     </w:p>
     <w:p>
@@ -6033,7 +5874,7 @@
         <w:pStyle w:val="ListBullet"/>
       </w:pPr>
       <w:r>
-        <w:t>Datos personales: minimización/enmascaramiento según perfil (Control 8.11).</w:t>
+        <w:t>Datos personales: minimización/enmascaramiento según perfil (PSI.05 — Enmascaramiento).</w:t>
       </w:r>
     </w:p>
     <w:p>
@@ -6043,12 +5884,11 @@
       <w:r>
         <w:rPr>
           <w:rFonts w:ascii="Consolas" w:hAnsi="Consolas"/>
-          <w:color w:val="C7254E"/>
         </w:rPr>
         <w:t>logs</w:t>
       </w:r>
       <w:r>
-        <w:t>: no deben almacenar contraseñas, tokens ni datos personales completos.</w:t>
+        <w:t>: no deben almacenar contraseñas, tokens ni datos personales completos (PSI.05 / PSI.12).</w:t>
       </w:r>
     </w:p>
     <w:p>
@@ -6056,14 +5896,55 @@
         <w:pStyle w:val="ListBullet"/>
       </w:pPr>
       <w:r>
-        <w:t>Anonimización disponible para personas dadas de baja.</w:t>
+        <w:rPr>
+          <w:b/>
+        </w:rPr>
+        <w:t>Anonimización de empleados dados de baja:</w:t>
+      </w:r>
+      <w:r>
+        <w:t xml:space="preserve"> sobrescritura </w:t>
+      </w:r>
+      <w:r>
+        <w:rPr>
+          <w:b/>
+        </w:rPr>
+        <w:t>física</w:t>
+      </w:r>
+      <w:r>
+        <w:t xml:space="preserve"> (no lógica) de </w:t>
+      </w:r>
+      <w:r>
+        <w:rPr>
+          <w:rFonts w:ascii="Consolas" w:hAnsi="Consolas"/>
+        </w:rPr>
+        <w:t>correo</w:t>
+      </w:r>
+      <w:r>
+        <w:t xml:space="preserve">, </w:t>
+      </w:r>
+      <w:r>
+        <w:rPr>
+          <w:rFonts w:ascii="Consolas" w:hAnsi="Consolas"/>
+        </w:rPr>
+        <w:t>nombre</w:t>
+      </w:r>
+      <w:r>
+        <w:t xml:space="preserve"> y </w:t>
+      </w:r>
+      <w:r>
+        <w:rPr>
+          <w:rFonts w:ascii="Consolas" w:hAnsi="Consolas"/>
+        </w:rPr>
+        <w:t>telefono</w:t>
+      </w:r>
+      <w:r>
+        <w:t>, para evitar su recuperación (PSI.05).</w:t>
       </w:r>
     </w:p>
     <w:p>
       <w:r>
         <w:rPr>
           <w:rFonts w:ascii="Consolas" w:hAnsi="Consolas"/>
-          <w:color w:val="C7254E"/>
         </w:rPr>
         <w:t>[Foto: vista de MongoDB Compass mostrando las colecciones del núcleo]</w:t>
       </w:r>
@@ -6072,8 +5953,10 @@
       <w:pPr>
         <w:pStyle w:val="Heading2"/>
       </w:pPr>
-      <w:r/>
       <w:r>
+        <w:rPr>
+          <w:color w:val="1F4E79"/>
+        </w:rPr>
         <w:t>6. Control documental</w:t>
       </w:r>
     </w:p>
@@ -6100,11 +5983,13 @@
             <w:r>
               <w:rPr>
                 <w:b/>
+                <w:color w:val="1F4E79"/>
               </w:rPr>
             </w:r>
             <w:r>
               <w:rPr>
                 <w:b/>
+                <w:color w:val="1F4E79"/>
               </w:rPr>
               <w:t>Documento</w:t>
             </w:r>
@@ -6118,11 +6003,13 @@
             <w:r>
               <w:rPr>
                 <w:b/>
+                <w:color w:val="1F4E79"/>
               </w:rPr>
             </w:r>
             <w:r>
               <w:rPr>
                 <w:b/>
+                <w:color w:val="1F4E79"/>
               </w:rPr>
               <w:t>Código</w:t>
             </w:r>
@@ -6136,11 +6023,13 @@
             <w:r>
               <w:rPr>
                 <w:b/>
+                <w:color w:val="1F4E79"/>
               </w:rPr>
             </w:r>
             <w:r>
               <w:rPr>
                 <w:b/>
+                <w:color w:val="1F4E79"/>
               </w:rPr>
               <w:t>Versión</w:t>
             </w:r>
@@ -6154,11 +6043,13 @@
             <w:r>
               <w:rPr>
                 <w:b/>
+                <w:color w:val="1F4E79"/>
               </w:rPr>
             </w:r>
             <w:r>
               <w:rPr>
                 <w:b/>
+                <w:color w:val="1F4E79"/>
               </w:rPr>
               <w:t>Fecha</w:t>
             </w:r>
@@ -6172,11 +6063,13 @@
             <w:r>
               <w:rPr>
                 <w:b/>
+                <w:color w:val="1F4E79"/>
               </w:rPr>
             </w:r>
             <w:r>
               <w:rPr>
                 <w:b/>
+                <w:color w:val="1F4E79"/>
               </w:rPr>
               <w:t>Responsable</w:t>
             </w:r>
@@ -6190,11 +6083,13 @@
             <w:r>
               <w:rPr>
                 <w:b/>
+                <w:color w:val="1F4E79"/>
               </w:rPr>
             </w:r>
             <w:r>
               <w:rPr>
                 <w:b/>
+                <w:color w:val="1F4E79"/>
               </w:rPr>
               <w:t>Estado</w:t>
             </w:r>
